--- a/research/release-candidates/cspg4-presubmission-20260921/journal-package/CSPG4-supplement.docx
+++ b/research/release-candidates/cspg4-presubmission-20260921/journal-package/CSPG4-supplement.docx
@@ -7713,7 +7713,7 @@
                 <w:b w:val="0"/>
                 <w:sz w:val="19"/>
               </w:rPr>
-              <w:t>4.81</w:t>
+              <w:t>4.82</w:t>
             </w:r>
           </w:p>
         </w:tc>
@@ -8658,7 +8658,7 @@
                 <w:b w:val="0"/>
                 <w:sz w:val="19"/>
               </w:rPr>
-              <w:t>2.81</w:t>
+              <w:t>2.82</w:t>
             </w:r>
           </w:p>
         </w:tc>
@@ -9981,7 +9981,7 @@
                 <w:b w:val="0"/>
                 <w:sz w:val="19"/>
               </w:rPr>
-              <w:t>24.21</w:t>
+              <w:t>24.22</w:t>
             </w:r>
           </w:p>
         </w:tc>
@@ -11115,7 +11115,7 @@
                 <w:b w:val="0"/>
                 <w:sz w:val="19"/>
               </w:rPr>
-              <w:t>19.69</w:t>
+              <w:t>19.68</w:t>
             </w:r>
           </w:p>
         </w:tc>
@@ -11871,7 +11871,7 @@
                 <w:b w:val="0"/>
                 <w:sz w:val="19"/>
               </w:rPr>
-              <w:t>11.11</w:t>
+              <w:t>11.10</w:t>
             </w:r>
           </w:p>
         </w:tc>
@@ -13005,7 +13005,7 @@
                 <w:b w:val="0"/>
                 <w:sz w:val="19"/>
               </w:rPr>
-              <w:t>8.23</w:t>
+              <w:t>8.24</w:t>
             </w:r>
           </w:p>
         </w:tc>
@@ -13572,7 +13572,7 @@
                 <w:b w:val="0"/>
                 <w:sz w:val="19"/>
               </w:rPr>
-              <w:t>22.03</w:t>
+              <w:t>22.02</w:t>
             </w:r>
           </w:p>
         </w:tc>
